--- a/Unit 7 - User Interface/7-UI for 2D Projects.docx
+++ b/Unit 7 - User Interface/7-UI for 2D Projects.docx
@@ -1,6 +1,6 @@
 
 <file path=word/document.xml><?xml version="1.0" encoding="utf-8"?>
-<w:document xmlns:wpc="http://schemas.microsoft.com/office/word/2010/wordprocessingCanvas" xmlns:cx="http://schemas.microsoft.com/office/drawing/2014/chartex" xmlns:cx1="http://schemas.microsoft.com/office/drawing/2015/9/8/chartex" xmlns:cx2="http://schemas.microsoft.com/office/drawing/2015/10/21/chartex" xmlns:cx3="http://schemas.microsoft.com/office/drawing/2016/5/9/chartex" xmlns:cx4="http://schemas.microsoft.com/office/drawing/2016/5/10/chartex" xmlns:cx5="http://schemas.microsoft.com/office/drawing/2016/5/11/chartex" xmlns:cx6="http://schemas.microsoft.com/office/drawing/2016/5/12/chartex" xmlns:cx7="http://schemas.microsoft.com/office/drawing/2016/5/13/chartex" xmlns:cx8="http://schemas.microsoft.com/office/drawing/2016/5/14/chartex" xmlns:mc="http://schemas.openxmlformats.org/markup-compatibility/2006" xmlns:aink="http://schemas.microsoft.com/office/drawing/2016/ink" xmlns:am3d="http://schemas.microsoft.com/office/drawing/2017/model3d" xmlns:o="urn:schemas-microsoft-com:office:office" xmlns:oel="http://schemas.microsoft.com/office/2019/extlst" xmlns:r="http://schemas.openxmlformats.org/officeDocument/2006/relationships" xmlns:m="http://schemas.openxmlformats.org/officeDocument/2006/math" xmlns:v="urn:schemas-microsoft-com:vml" xmlns:wp14="http://schemas.microsoft.com/office/word/2010/wordprocessingDrawing" xmlns:wp="http://schemas.openxmlformats.org/drawingml/2006/wordprocessingDrawing" xmlns:w10="urn:schemas-microsoft-com:office:word" xmlns:w="http://schemas.openxmlformats.org/wordprocessingml/2006/main" xmlns:w14="http://schemas.microsoft.com/office/word/2010/wordml" xmlns:w15="http://schemas.microsoft.com/office/word/2012/wordml" xmlns:w16cex="http://schemas.microsoft.com/office/word/2018/wordml/cex" xmlns:w16cid="http://schemas.microsoft.com/office/word/2016/wordml/cid" xmlns:w16="http://schemas.microsoft.com/office/word/2018/wordml" xmlns:w16du="http://schemas.microsoft.com/office/word/2023/wordml/word16du" xmlns:w16sdtdh="http://schemas.microsoft.com/office/word/2020/wordml/sdtdatahash" xmlns:w16sdtfl="http://schemas.microsoft.com/office/word/2024/wordml/sdtformatlock" xmlns:w16se="http://schemas.microsoft.com/office/word/2015/wordml/symex" xmlns:wpg="http://schemas.microsoft.com/office/word/2010/wordprocessingGroup" xmlns:wpi="http://schemas.microsoft.com/office/word/2010/wordprocessingInk" xmlns:wne="http://schemas.microsoft.com/office/word/2006/wordml" xmlns:wps="http://schemas.microsoft.com/office/word/2010/wordprocessingShape" mc:Ignorable="w14 w15 w16se w16cid w16 w16cex w16sdtdh w16sdtfl w16du wp14">
+<w:document xmlns:wpc="http://schemas.microsoft.com/office/word/2010/wordprocessingCanvas" xmlns:cx="http://schemas.microsoft.com/office/drawing/2014/chartex" xmlns:cx1="http://schemas.microsoft.com/office/drawing/2015/9/8/chartex" xmlns:cx2="http://schemas.microsoft.com/office/drawing/2015/10/21/chartex" xmlns:cx3="http://schemas.microsoft.com/office/drawing/2016/5/9/chartex" xmlns:cx4="http://schemas.microsoft.com/office/drawing/2016/5/10/chartex" xmlns:cx5="http://schemas.microsoft.com/office/drawing/2016/5/11/chartex" xmlns:cx6="http://schemas.microsoft.com/office/drawing/2016/5/12/chartex" xmlns:cx7="http://schemas.microsoft.com/office/drawing/2016/5/13/chartex" xmlns:cx8="http://schemas.microsoft.com/office/drawing/2016/5/14/chartex" xmlns:mc="http://schemas.openxmlformats.org/markup-compatibility/2006" xmlns:m="http://schemas.openxmlformats.org/officeDocument/2006/math" xmlns:aink="http://schemas.microsoft.com/office/drawing/2016/ink" xmlns:am3d="http://schemas.microsoft.com/office/drawing/2017/model3d" xmlns:oel="http://schemas.microsoft.com/office/2019/extlst" xmlns:r="http://schemas.openxmlformats.org/officeDocument/2006/relationships" xmlns:wp14="http://schemas.microsoft.com/office/word/2010/wordprocessingDrawing" xmlns:wp="http://schemas.openxmlformats.org/drawingml/2006/wordprocessingDrawing" xmlns:wpg="http://schemas.microsoft.com/office/word/2010/wordprocessingGroup" xmlns:wpi="http://schemas.microsoft.com/office/word/2010/wordprocessingInk" xmlns:wps="http://schemas.microsoft.com/office/word/2010/wordprocessingShape" xmlns:o="urn:schemas-microsoft-com:office:office" xmlns:v="urn:schemas-microsoft-com:vml" xmlns:w10="urn:schemas-microsoft-com:office:word" xmlns:w="http://schemas.openxmlformats.org/wordprocessingml/2006/main" xmlns:w14="http://schemas.microsoft.com/office/word/2010/wordml" xmlns:w15="http://schemas.microsoft.com/office/word/2012/wordml" xmlns:w16cex="http://schemas.microsoft.com/office/word/2018/wordml/cex" xmlns:w16cid="http://schemas.microsoft.com/office/word/2016/wordml/cid" xmlns:w16="http://schemas.microsoft.com/office/word/2018/wordml" xmlns:w16sdtdh="http://schemas.microsoft.com/office/word/2020/wordml/sdtdatahash" xmlns:w16sdtfl="http://schemas.microsoft.com/office/word/2024/wordml/sdtformatlock" xmlns:w16se="http://schemas.microsoft.com/office/word/2015/wordml/symex" xmlns:w16du="http://schemas.microsoft.com/office/word/2023/wordml/word16du" xmlns:wne="http://schemas.microsoft.com/office/word/2006/wordml" mc:Ignorable="w14 w15 w16se w16cid w16 w16cex w16sdtdh w16sdtfl w16du wp14">
   <w:body>
     <w:p>
       <w:pPr>
@@ -19,20 +19,14 @@
     </w:p>
     <w:p>
       <w:r>
-        <w:rPr>
-          <w:b/>
-          <w:bCs/>
-        </w:rPr>
-        <w:t>Q&amp;A (0)</w:t>
-      </w:r>
-    </w:p>
-    <w:p>
-      <w:r>
         <w:t>You’ve made UI for 3D projects, including creating titles, buttons, sliders, and toggles. In this tutorial, you’ll explore a 2D version of a similar scene. What you'll find is that everything you learned for UI in 3D projects is applicable in 2D projects.</w:t>
       </w:r>
     </w:p>
     <w:p>
       <w:r>
+        <w:rPr>
+          <w:noProof/>
+        </w:rPr>
         <w:drawing>
           <wp:inline distT="0" distB="0" distL="0" distR="0" wp14:anchorId="6D57EAC7" wp14:editId="5F174C38">
             <wp:extent cx="5943600" cy="3343275"/>
@@ -85,11 +79,6 @@
     </w:p>
     <w:p/>
     <w:p>
-      <w:r>
-        <w:t>Mark step incomplete</w:t>
-      </w:r>
-    </w:p>
-    <w:p>
       <w:pPr>
         <w:rPr>
           <w:b/>
@@ -106,15 +95,6 @@
     </w:p>
     <w:p>
       <w:r>
-        <w:rPr>
-          <w:b/>
-          <w:bCs/>
-        </w:rPr>
-        <w:t>Q&amp;A (0)</w:t>
-      </w:r>
-    </w:p>
-    <w:p>
-      <w:r>
         <w:t>In this step, you'll open the </w:t>
       </w:r>
       <w:r>
@@ -140,9 +120,12 @@
     </w:p>
     <w:p>
       <w:r>
+        <w:rPr>
+          <w:noProof/>
+        </w:rPr>
         <w:lastRenderedPageBreak/>
         <w:drawing>
-          <wp:inline distT="0" distB="0" distL="0" distR="0" wp14:anchorId="60D6B938" wp14:editId="3351AAEE">
+          <wp:inline distT="0" distB="0" distL="0" distR="0" wp14:anchorId="60D6B938" wp14:editId="2070CB90">
             <wp:extent cx="5943600" cy="3343275"/>
             <wp:effectExtent l="0" t="0" r="0" b="9525"/>
             <wp:docPr id="1247602695" name="Picture 7"/>
@@ -192,11 +175,6 @@
       </w:r>
     </w:p>
     <w:p>
-      <w:r>
-        <w:t>Play Video</w:t>
-      </w:r>
-    </w:p>
-    <w:p>
       <w:pPr>
         <w:rPr>
           <w:b/>
@@ -534,11 +512,6 @@
       </w:r>
     </w:p>
     <w:p>
-      <w:r>
-        <w:t>Mark step incomplete</w:t>
-      </w:r>
-    </w:p>
-    <w:p>
       <w:pPr>
         <w:rPr>
           <w:b/>
@@ -555,15 +528,6 @@
     </w:p>
     <w:p>
       <w:r>
-        <w:rPr>
-          <w:b/>
-          <w:bCs/>
-        </w:rPr>
-        <w:t>Q&amp;A (0)</w:t>
-      </w:r>
-    </w:p>
-    <w:p>
-      <w:r>
         <w:t xml:space="preserve">When implementing UI in Unity 2D projects, you'll find that the implementation is almost </w:t>
       </w:r>
       <w:proofErr w:type="gramStart"/>
@@ -744,6 +708,9 @@
     </w:p>
     <w:p>
       <w:r>
+        <w:rPr>
+          <w:noProof/>
+        </w:rPr>
         <w:drawing>
           <wp:inline distT="0" distB="0" distL="0" distR="0" wp14:anchorId="288C8CF6" wp14:editId="2F60E583">
             <wp:extent cx="5943600" cy="2221230"/>
@@ -844,11 +811,7 @@
       </w:r>
       <w:proofErr w:type="spellEnd"/>
       <w:r>
-        <w:t xml:space="preserve">, their rendering is usually </w:t>
-      </w:r>
-      <w:r>
-        <w:lastRenderedPageBreak/>
-        <w:t>constrained to a 2D plane without perspective distortion, unlike in a 3D World Space UI. Instead, you can use the </w:t>
+        <w:t>, their rendering is usually constrained to a 2D plane without perspective distortion, unlike in a 3D World Space UI. Instead, you can use the </w:t>
       </w:r>
       <w:r>
         <w:rPr>
@@ -889,6 +852,7 @@
         </w:numPr>
       </w:pPr>
       <w:r>
+        <w:lastRenderedPageBreak/>
         <w:t xml:space="preserve">Enter Play mode and notice how the “P1” label that follows the player goes behind the </w:t>
       </w:r>
       <w:proofErr w:type="spellStart"/>
@@ -1008,6 +972,9 @@
     </w:p>
     <w:p>
       <w:r>
+        <w:rPr>
+          <w:noProof/>
+        </w:rPr>
         <w:drawing>
           <wp:inline distT="0" distB="0" distL="0" distR="0" wp14:anchorId="33087742" wp14:editId="7BEF88D2">
             <wp:extent cx="5943600" cy="2471420"/>
@@ -1059,11 +1026,6 @@
       </w:r>
     </w:p>
     <w:p>
-      <w:r>
-        <w:t>Mark step incomplete</w:t>
-      </w:r>
-    </w:p>
-    <w:p>
       <w:pPr>
         <w:rPr>
           <w:b/>
@@ -1076,15 +1038,6 @@
           <w:bCs/>
         </w:rPr>
         <w:t>4. Next steps</w:t>
-      </w:r>
-    </w:p>
-    <w:p>
-      <w:r>
-        <w:rPr>
-          <w:b/>
-          <w:bCs/>
-        </w:rPr>
-        <w:t>Q&amp;A (0)</w:t>
       </w:r>
     </w:p>
     <w:p>
@@ -1104,7 +1057,7 @@
 </file>
 
 <file path=word/numbering.xml><?xml version="1.0" encoding="utf-8"?>
-<w:numbering xmlns:wpc="http://schemas.microsoft.com/office/word/2010/wordprocessingCanvas" xmlns:cx="http://schemas.microsoft.com/office/drawing/2014/chartex" xmlns:cx1="http://schemas.microsoft.com/office/drawing/2015/9/8/chartex" xmlns:cx2="http://schemas.microsoft.com/office/drawing/2015/10/21/chartex" xmlns:cx3="http://schemas.microsoft.com/office/drawing/2016/5/9/chartex" xmlns:cx4="http://schemas.microsoft.com/office/drawing/2016/5/10/chartex" xmlns:cx5="http://schemas.microsoft.com/office/drawing/2016/5/11/chartex" xmlns:cx6="http://schemas.microsoft.com/office/drawing/2016/5/12/chartex" xmlns:cx7="http://schemas.microsoft.com/office/drawing/2016/5/13/chartex" xmlns:cx8="http://schemas.microsoft.com/office/drawing/2016/5/14/chartex" xmlns:mc="http://schemas.openxmlformats.org/markup-compatibility/2006" xmlns:aink="http://schemas.microsoft.com/office/drawing/2016/ink" xmlns:am3d="http://schemas.microsoft.com/office/drawing/2017/model3d" xmlns:o="urn:schemas-microsoft-com:office:office" xmlns:oel="http://schemas.microsoft.com/office/2019/extlst" xmlns:r="http://schemas.openxmlformats.org/officeDocument/2006/relationships" xmlns:m="http://schemas.openxmlformats.org/officeDocument/2006/math" xmlns:v="urn:schemas-microsoft-com:vml" xmlns:wp14="http://schemas.microsoft.com/office/word/2010/wordprocessingDrawing" xmlns:wp="http://schemas.openxmlformats.org/drawingml/2006/wordprocessingDrawing" xmlns:w10="urn:schemas-microsoft-com:office:word" xmlns:w="http://schemas.openxmlformats.org/wordprocessingml/2006/main" xmlns:w14="http://schemas.microsoft.com/office/word/2010/wordml" xmlns:w15="http://schemas.microsoft.com/office/word/2012/wordml" xmlns:w16cex="http://schemas.microsoft.com/office/word/2018/wordml/cex" xmlns:w16cid="http://schemas.microsoft.com/office/word/2016/wordml/cid" xmlns:w16="http://schemas.microsoft.com/office/word/2018/wordml" xmlns:w16du="http://schemas.microsoft.com/office/word/2023/wordml/word16du" xmlns:w16sdtdh="http://schemas.microsoft.com/office/word/2020/wordml/sdtdatahash" xmlns:w16sdtfl="http://schemas.microsoft.com/office/word/2024/wordml/sdtformatlock" xmlns:w16se="http://schemas.microsoft.com/office/word/2015/wordml/symex" xmlns:wpg="http://schemas.microsoft.com/office/word/2010/wordprocessingGroup" xmlns:wpi="http://schemas.microsoft.com/office/word/2010/wordprocessingInk" xmlns:wne="http://schemas.microsoft.com/office/word/2006/wordml" xmlns:wps="http://schemas.microsoft.com/office/word/2010/wordprocessingShape" mc:Ignorable="w14 w15 w16se w16cid w16 w16cex w16sdtdh w16sdtfl w16du wp14">
+<w:numbering xmlns:wpc="http://schemas.microsoft.com/office/word/2010/wordprocessingCanvas" xmlns:cx="http://schemas.microsoft.com/office/drawing/2014/chartex" xmlns:cx1="http://schemas.microsoft.com/office/drawing/2015/9/8/chartex" xmlns:cx2="http://schemas.microsoft.com/office/drawing/2015/10/21/chartex" xmlns:cx3="http://schemas.microsoft.com/office/drawing/2016/5/9/chartex" xmlns:cx4="http://schemas.microsoft.com/office/drawing/2016/5/10/chartex" xmlns:cx5="http://schemas.microsoft.com/office/drawing/2016/5/11/chartex" xmlns:cx6="http://schemas.microsoft.com/office/drawing/2016/5/12/chartex" xmlns:cx7="http://schemas.microsoft.com/office/drawing/2016/5/13/chartex" xmlns:cx8="http://schemas.microsoft.com/office/drawing/2016/5/14/chartex" xmlns:mc="http://schemas.openxmlformats.org/markup-compatibility/2006" xmlns:m="http://schemas.openxmlformats.org/officeDocument/2006/math" xmlns:aink="http://schemas.microsoft.com/office/drawing/2016/ink" xmlns:am3d="http://schemas.microsoft.com/office/drawing/2017/model3d" xmlns:oel="http://schemas.microsoft.com/office/2019/extlst" xmlns:r="http://schemas.openxmlformats.org/officeDocument/2006/relationships" xmlns:wp14="http://schemas.microsoft.com/office/word/2010/wordprocessingDrawing" xmlns:wp="http://schemas.openxmlformats.org/drawingml/2006/wordprocessingDrawing" xmlns:wpg="http://schemas.microsoft.com/office/word/2010/wordprocessingGroup" xmlns:wpi="http://schemas.microsoft.com/office/word/2010/wordprocessingInk" xmlns:wps="http://schemas.microsoft.com/office/word/2010/wordprocessingShape" xmlns:o="urn:schemas-microsoft-com:office:office" xmlns:v="urn:schemas-microsoft-com:vml" xmlns:w10="urn:schemas-microsoft-com:office:word" xmlns:w="http://schemas.openxmlformats.org/wordprocessingml/2006/main" xmlns:w14="http://schemas.microsoft.com/office/word/2010/wordml" xmlns:w15="http://schemas.microsoft.com/office/word/2012/wordml" xmlns:w16cex="http://schemas.microsoft.com/office/word/2018/wordml/cex" xmlns:w16cid="http://schemas.microsoft.com/office/word/2016/wordml/cid" xmlns:w16="http://schemas.microsoft.com/office/word/2018/wordml" xmlns:w16sdtdh="http://schemas.microsoft.com/office/word/2020/wordml/sdtdatahash" xmlns:w16sdtfl="http://schemas.microsoft.com/office/word/2024/wordml/sdtformatlock" xmlns:w16se="http://schemas.microsoft.com/office/word/2015/wordml/symex" xmlns:w16du="http://schemas.microsoft.com/office/word/2023/wordml/word16du" xmlns:wne="http://schemas.microsoft.com/office/word/2006/wordml" mc:Ignorable="w14 w15 w16se w16cid w16 w16cex w16sdtdh w16sdtfl w16du wp14">
   <w:abstractNum w:abstractNumId="0" w15:restartNumberingAfterBreak="0">
     <w:nsid w:val="0FE61965"/>
     <w:multiLevelType w:val="multilevel"/>
@@ -1717,7 +1670,7 @@
 </file>
 
 <file path=word/styles.xml><?xml version="1.0" encoding="utf-8"?>
-<w:styles xmlns:mc="http://schemas.openxmlformats.org/markup-compatibility/2006" xmlns:r="http://schemas.openxmlformats.org/officeDocument/2006/relationships" xmlns:w="http://schemas.openxmlformats.org/wordprocessingml/2006/main" xmlns:w14="http://schemas.microsoft.com/office/word/2010/wordml" xmlns:w15="http://schemas.microsoft.com/office/word/2012/wordml" xmlns:w16cex="http://schemas.microsoft.com/office/word/2018/wordml/cex" xmlns:w16cid="http://schemas.microsoft.com/office/word/2016/wordml/cid" xmlns:w16="http://schemas.microsoft.com/office/word/2018/wordml" xmlns:w16du="http://schemas.microsoft.com/office/word/2023/wordml/word16du" xmlns:w16sdtdh="http://schemas.microsoft.com/office/word/2020/wordml/sdtdatahash" xmlns:w16sdtfl="http://schemas.microsoft.com/office/word/2024/wordml/sdtformatlock" xmlns:w16se="http://schemas.microsoft.com/office/word/2015/wordml/symex" mc:Ignorable="w14 w15 w16se w16cid w16 w16cex w16sdtdh w16sdtfl w16du">
+<w:styles xmlns:mc="http://schemas.openxmlformats.org/markup-compatibility/2006" xmlns:r="http://schemas.openxmlformats.org/officeDocument/2006/relationships" xmlns:w="http://schemas.openxmlformats.org/wordprocessingml/2006/main" xmlns:w14="http://schemas.microsoft.com/office/word/2010/wordml" xmlns:w15="http://schemas.microsoft.com/office/word/2012/wordml" xmlns:w16cex="http://schemas.microsoft.com/office/word/2018/wordml/cex" xmlns:w16cid="http://schemas.microsoft.com/office/word/2016/wordml/cid" xmlns:w16="http://schemas.microsoft.com/office/word/2018/wordml" xmlns:w16sdtdh="http://schemas.microsoft.com/office/word/2020/wordml/sdtdatahash" xmlns:w16sdtfl="http://schemas.microsoft.com/office/word/2024/wordml/sdtformatlock" xmlns:w16se="http://schemas.microsoft.com/office/word/2015/wordml/symex" xmlns:w16du="http://schemas.microsoft.com/office/word/2023/wordml/word16du" mc:Ignorable="w14 w15 w16se w16cid w16 w16cex w16sdtdh w16sdtfl w16du">
   <w:docDefaults>
     <w:rPrDefault>
       <w:rPr>
@@ -2319,6 +2272,7 @@
   <w:style w:type="character" w:default="1" w:styleId="DefaultParagraphFont">
     <w:name w:val="Default Paragraph Font"/>
     <w:uiPriority w:val="1"/>
+    <w:semiHidden/>
     <w:unhideWhenUsed/>
   </w:style>
   <w:style w:type="table" w:default="1" w:styleId="TableNormal">
